--- a/deliverables/Sparkle-Study-Statistician-Onboarding-Letter.docx
+++ b/deliverables/Sparkle-Study-Statistician-Onboarding-Letter.docx
@@ -492,10 +492,23 @@
           <w:b/>
           <w:bCs/>
         </w:rPr>
-        <w:t xml:space="preserve">Primary endpoint is a within-participant paired contrast</w:t>
-      </w:r>
-      <w:r>
-        <w:t xml:space="preserve">: affected limb site versus that participant’s own upper abdominal fat, which is typically spared. This controls for machine, session and individual variation simultaneously</w:t>
+        <w:t xml:space="preserve">Primary test is an arm × site interaction</w:t>
+      </w:r>
+      <w:r>
+        <w:t xml:space="preserve">, not a simple group comparison. Each participant contributes a within-participant contrast — affected limb site versus that participant’s own upper abdominal fat, which is typically spared — and the hypothesis is that</w:t>
+      </w:r>
+      <w:r>
+        <w:t xml:space="preserve"> </w:t>
+      </w:r>
+      <w:r>
+        <w:rPr>
+          <w:i/>
+          <w:iCs/>
+        </w:rPr>
+        <w:t xml:space="preserve">this contrast is larger in lipoedema than in matched controls</w:t>
+      </w:r>
+      <w:r>
+        <w:t xml:space="preserve">. The within-participant framing controls for machine, session and individual variation; the interaction is what tests the hypothesis, because limb and abdominal fat differ anatomically in everyone and a non-zero contrast is expected in controls too. Modelled as mixed effects with participant as a random effect</w:t>
       </w:r>
     </w:p>
     <w:p>
@@ -1079,7 +1092,7 @@
           <w:b/>
           <w:bCs/>
         </w:rPr>
-        <w:t xml:space="preserve">Primary paired endpoint:</w:t>
+        <w:t xml:space="preserve">Primary endpoint, paired-contrast approximation:</w:t>
       </w:r>
       <w:r>
         <w:t xml:space="preserve"> </w:t>
@@ -1101,7 +1114,23 @@
         <w:t xml:space="preserve"> </w:t>
       </w:r>
       <w:r>
-        <w:t xml:space="preserve">= 0.55 at 90% power, Bonferroni α = 0.01. The clinical description implies an effect well above 0.8</w:t>
+        <w:t xml:space="preserve">= 0.55 at 90% power, Bonferroni α = 0.01. The clinical description implies an effect well above 0.8. This figure is computed for the paired contrast,</w:t>
+      </w:r>
+      <w:r>
+        <w:t xml:space="preserve"> </w:t>
+      </w:r>
+      <w:r>
+        <w:rPr>
+          <w:b/>
+          <w:bCs/>
+        </w:rPr>
+        <w:t xml:space="preserve">not</w:t>
+      </w:r>
+      <w:r>
+        <w:t xml:space="preserve"> </w:t>
+      </w:r>
+      <w:r>
+        <w:t xml:space="preserve">for the interaction that is actually specified; the interaction generally costs more, and correcting this is task 1</w:t>
       </w:r>
     </w:p>
     <w:p>
